--- a/lessons/6-3/readiness/practice.docx
+++ b/lessons/6-3/readiness/practice.docx
@@ -14,7 +14,7 @@
           <w:sz w:val="36"/>
           <w:szCs w:val="36"/>
         </w:rPr>
-        <w:t xml:space="preserve">Get Ready: Write Algebraic Expressions</w:t>
+        <w:t xml:space="preserve">Get Ready: Powers and Exponents</w:t>
       </w:r>
     </w:p>
     <w:p>
@@ -29,7 +29,7 @@
           <w:sz w:val="20"/>
           <w:szCs w:val="20"/>
         </w:rPr>
-        <w:t xml:space="preserve">Readiness practice for Lesson 6-3  ·  Builds toward 6.EE.2a</w:t>
+        <w:t xml:space="preserve">Readiness practice for Lesson 6-1  ·  Builds toward 6.EE.1</w:t>
       </w:r>
     </w:p>
     <w:p>
@@ -68,7 +68,7 @@
           <w:sz w:val="22"/>
           <w:szCs w:val="22"/>
         </w:rPr>
-        <w:t xml:space="preserve">To write an expression from words, you have to know which operation each word means — sum is add, difference is subtract, product is multiply, quotient is divide. Get these word clues warm and writing expressions feels easy.</w:t>
+        <w:t xml:space="preserve">An exponent is just a shortcut for repeated multiplication — 2³ means 2 × 2 × 2. So this lesson runs on solid multiplication facts and knowing how to multiply the same number again and again. Warm those up and powers feel simple.</w:t>
       </w:r>
     </w:p>
     <w:p>
@@ -81,7 +81,7 @@
           <w:sz w:val="20"/>
           <w:szCs w:val="20"/>
         </w:rPr>
-        <w:t xml:space="preserve">Skills you'll warm up: Operation words: sum / difference  ·  Operation words: product / quotient  ·  Matching words to + − × ÷  ·  Add and multiply small numbers</w:t>
+        <w:t xml:space="preserve">Skills you'll warm up: Multiplication facts  ·  Repeated multiplication (same number)  ·  Multiplying step by step  ·  Reading a power as a product</w:t>
       </w:r>
     </w:p>
     <w:p>
@@ -124,7 +124,7 @@
           <w:sz w:val="20"/>
           <w:szCs w:val="20"/>
         </w:rPr>
-        <w:t xml:space="preserve">Match the word to the answer, one step at a time.</w:t>
+        <w:t xml:space="preserve">Let's multiply one small step at a time.</w:t>
       </w:r>
     </w:p>
     <w:p>
@@ -136,7 +136,7 @@
           <w:sz w:val="22"/>
           <w:szCs w:val="22"/>
         </w:rPr>
-        <w:t xml:space="preserve">1.  The sum of 5 and 4 = ___</w:t>
+        <w:t xml:space="preserve">1.  2 × 2 = ___</w:t>
       </w:r>
     </w:p>
     <w:p>
@@ -159,7 +159,7 @@
           <w:sz w:val="22"/>
           <w:szCs w:val="22"/>
         </w:rPr>
-        <w:t xml:space="preserve">2.  The difference of 7 and 2 = ___</w:t>
+        <w:t xml:space="preserve">2.  Now take that answer and multiply by 2 again: 4 × 2 = ___</w:t>
       </w:r>
     </w:p>
     <w:p>
@@ -182,7 +182,7 @@
           <w:sz w:val="22"/>
           <w:szCs w:val="22"/>
         </w:rPr>
-        <w:t xml:space="preserve">3.  The product of 3 and 2 = ___</w:t>
+        <w:t xml:space="preserve">3.  3 × 3 = ___</w:t>
       </w:r>
     </w:p>
     <w:p>
@@ -222,7 +222,7 @@
           <w:sz w:val="20"/>
           <w:szCs w:val="20"/>
         </w:rPr>
-        <w:t xml:space="preserve">Pick the matching expression.</w:t>
+        <w:t xml:space="preserve">Multiply the same number more than once.</w:t>
       </w:r>
     </w:p>
     <w:p>
@@ -234,7 +234,18 @@
           <w:sz w:val="22"/>
           <w:szCs w:val="22"/>
         </w:rPr>
-        <w:t xml:space="preserve">1.  'The sum of a number n and 7' is…</w:t>
+        <w:t xml:space="preserve">1.  2 × 2 × 2 = ___</w:t>
+      </w:r>
+    </w:p>
+    <w:p>
+      <w:pPr>
+        <w:spacing w:after="80" w:before="0"/>
+      </w:pPr>
+      <w:r>
+        <w:rPr>
+          <w:color w:val="BBBBBB"/>
+        </w:rPr>
+        <w:t xml:space="preserve">____________________________________________________</w:t>
       </w:r>
     </w:p>
     <w:p>
@@ -243,11 +254,10 @@
       </w:pPr>
       <w:r>
         <w:rPr>
-          <w:color w:val="5E6E7E"/>
-          <w:sz w:val="20"/>
-          <w:szCs w:val="20"/>
-        </w:rPr>
-        <w:t xml:space="preserve">     choices: n + 7   /   n − 7   /   7 × n   /   n ÷ 7</w:t>
+          <w:sz w:val="22"/>
+          <w:szCs w:val="22"/>
+        </w:rPr>
+        <w:t xml:space="preserve">2.  5 × 5 = ___</w:t>
       </w:r>
     </w:p>
     <w:p>
@@ -270,43 +280,7 @@
           <w:sz w:val="22"/>
           <w:szCs w:val="22"/>
         </w:rPr>
-        <w:t xml:space="preserve">2.  'The product of 4 and a number n' is…</w:t>
-      </w:r>
-    </w:p>
-    <w:p>
-      <w:pPr>
-        <w:spacing w:after="40" w:before="0"/>
-      </w:pPr>
-      <w:r>
-        <w:rPr>
-          <w:color w:val="5E6E7E"/>
-          <w:sz w:val="20"/>
-          <w:szCs w:val="20"/>
-        </w:rPr>
-        <w:t xml:space="preserve">     choices: 4 + n   /   4 − n   /   4 × n   /   4 ÷ n</w:t>
-      </w:r>
-    </w:p>
-    <w:p>
-      <w:pPr>
-        <w:spacing w:after="80" w:before="0"/>
-      </w:pPr>
-      <w:r>
-        <w:rPr>
-          <w:color w:val="BBBBBB"/>
-        </w:rPr>
-        <w:t xml:space="preserve">____________________________________________________</w:t>
-      </w:r>
-    </w:p>
-    <w:p>
-      <w:pPr>
-        <w:spacing w:after="40" w:before="0"/>
-      </w:pPr>
-      <w:r>
-        <w:rPr>
-          <w:sz w:val="22"/>
-          <w:szCs w:val="22"/>
-        </w:rPr>
-        <w:t xml:space="preserve">3.  The quotient of 10 and 2 = ___</w:t>
+        <w:t xml:space="preserve">3.  10 × 10 = ___</w:t>
       </w:r>
     </w:p>
     <w:p>
@@ -346,7 +320,7 @@
           <w:sz w:val="20"/>
           <w:szCs w:val="20"/>
         </w:rPr>
-        <w:t xml:space="preserve">Warm up straight into writing expressions.</w:t>
+        <w:t xml:space="preserve">Warm up straight into powers.</w:t>
       </w:r>
     </w:p>
     <w:p>
@@ -358,7 +332,18 @@
           <w:sz w:val="22"/>
           <w:szCs w:val="22"/>
         </w:rPr>
-        <w:t xml:space="preserve">1.  '5 more than a number n' is…</w:t>
+        <w:t xml:space="preserve">1.  2 × 2 × 2 × 2 = ___ (that's 2 used four times)</w:t>
+      </w:r>
+    </w:p>
+    <w:p>
+      <w:pPr>
+        <w:spacing w:after="80" w:before="0"/>
+      </w:pPr>
+      <w:r>
+        <w:rPr>
+          <w:color w:val="BBBBBB"/>
+        </w:rPr>
+        <w:t xml:space="preserve">____________________________________________________</w:t>
       </w:r>
     </w:p>
     <w:p>
@@ -367,47 +352,10 @@
       </w:pPr>
       <w:r>
         <w:rPr>
-          <w:color w:val="5E6E7E"/>
-          <w:sz w:val="20"/>
-          <w:szCs w:val="20"/>
-        </w:rPr>
-        <w:t xml:space="preserve">     choices: n + 5   /   n − 5   /   5 × n   /   5 − n</w:t>
-      </w:r>
-    </w:p>
-    <w:p>
-      <w:pPr>
-        <w:spacing w:after="80" w:before="0"/>
-      </w:pPr>
-      <w:r>
-        <w:rPr>
-          <w:color w:val="BBBBBB"/>
-        </w:rPr>
-        <w:t xml:space="preserve">____________________________________________________</w:t>
-      </w:r>
-    </w:p>
-    <w:p>
-      <w:pPr>
-        <w:spacing w:after="40" w:before="0"/>
-      </w:pPr>
-      <w:r>
-        <w:rPr>
-          <w:sz w:val="22"/>
-          <w:szCs w:val="22"/>
-        </w:rPr>
-        <w:t xml:space="preserve">2.  '3 less than a number n' is…</w:t>
-      </w:r>
-    </w:p>
-    <w:p>
-      <w:pPr>
-        <w:spacing w:after="40" w:before="0"/>
-      </w:pPr>
-      <w:r>
-        <w:rPr>
-          <w:color w:val="5E6E7E"/>
-          <w:sz w:val="20"/>
-          <w:szCs w:val="20"/>
-        </w:rPr>
-        <w:t xml:space="preserve">     choices: 3 − n   /   n − 3   /   n + 3   /   3 × n</w:t>
+          <w:sz w:val="22"/>
+          <w:szCs w:val="22"/>
+        </w:rPr>
+        <w:t xml:space="preserve">2.  3 × 3 × 3 = ___</w:t>
       </w:r>
     </w:p>
     <w:p>
@@ -445,7 +393,18 @@
           <w:sz w:val="22"/>
           <w:szCs w:val="22"/>
         </w:rPr>
-        <w:t xml:space="preserve">1.  'The sum of a number n and 8' is…</w:t>
+        <w:t xml:space="preserve">1.  2 × 2 × 2 = ___</w:t>
+      </w:r>
+    </w:p>
+    <w:p>
+      <w:pPr>
+        <w:spacing w:after="80" w:before="0"/>
+      </w:pPr>
+      <w:r>
+        <w:rPr>
+          <w:color w:val="BBBBBB"/>
+        </w:rPr>
+        <w:t xml:space="preserve">____________________________________________________</w:t>
       </w:r>
     </w:p>
     <w:p>
@@ -454,34 +413,10 @@
       </w:pPr>
       <w:r>
         <w:rPr>
-          <w:color w:val="5E6E7E"/>
-          <w:sz w:val="20"/>
-          <w:szCs w:val="20"/>
-        </w:rPr>
-        <w:t xml:space="preserve">     choices: n + 8   /   n − 8   /   8 × n   /   n ÷ 8</w:t>
-      </w:r>
-    </w:p>
-    <w:p>
-      <w:pPr>
-        <w:spacing w:after="80" w:before="0"/>
-      </w:pPr>
-      <w:r>
-        <w:rPr>
-          <w:color w:val="BBBBBB"/>
-        </w:rPr>
-        <w:t xml:space="preserve">____________________________________________________</w:t>
-      </w:r>
-    </w:p>
-    <w:p>
-      <w:pPr>
-        <w:spacing w:after="40" w:before="0"/>
-      </w:pPr>
-      <w:r>
-        <w:rPr>
-          <w:sz w:val="22"/>
-          <w:szCs w:val="22"/>
-        </w:rPr>
-        <w:t xml:space="preserve">2.  The product of 6 and 2 = ___</w:t>
+          <w:sz w:val="22"/>
+          <w:szCs w:val="22"/>
+        </w:rPr>
+        <w:t xml:space="preserve">2.  4 × 4 = ___</w:t>
       </w:r>
     </w:p>
     <w:p>
@@ -507,7 +442,7 @@
           <w:sz w:val="20"/>
           <w:szCs w:val="20"/>
         </w:rPr>
-        <w:t xml:space="preserve">When you've finished, open Lesson 6-3 and dive in!</w:t>
+        <w:t xml:space="preserve">When you've finished, open Lesson 6-1 and dive in!</w:t>
       </w:r>
     </w:p>
     <w:p>
@@ -554,7 +489,7 @@
           <w:sz w:val="20"/>
           <w:szCs w:val="20"/>
         </w:rPr>
-        <w:t xml:space="preserve">1. 9</w:t>
+        <w:t xml:space="preserve">1. 4</w:t>
       </w:r>
     </w:p>
     <w:p>
@@ -566,7 +501,7 @@
           <w:sz w:val="20"/>
           <w:szCs w:val="20"/>
         </w:rPr>
-        <w:t xml:space="preserve">2. 5</w:t>
+        <w:t xml:space="preserve">2. 8</w:t>
       </w:r>
     </w:p>
     <w:p>
@@ -578,7 +513,7 @@
           <w:sz w:val="20"/>
           <w:szCs w:val="20"/>
         </w:rPr>
-        <w:t xml:space="preserve">3. 6</w:t>
+        <w:t xml:space="preserve">3. 9</w:t>
       </w:r>
     </w:p>
     <w:p>
@@ -605,7 +540,7 @@
           <w:sz w:val="20"/>
           <w:szCs w:val="20"/>
         </w:rPr>
-        <w:t xml:space="preserve">1. n + 7</w:t>
+        <w:t xml:space="preserve">1. 8</w:t>
       </w:r>
     </w:p>
     <w:p>
@@ -617,7 +552,7 @@
           <w:sz w:val="20"/>
           <w:szCs w:val="20"/>
         </w:rPr>
-        <w:t xml:space="preserve">2. 4 × n</w:t>
+        <w:t xml:space="preserve">2. 25</w:t>
       </w:r>
     </w:p>
     <w:p>
@@ -629,7 +564,7 @@
           <w:sz w:val="20"/>
           <w:szCs w:val="20"/>
         </w:rPr>
-        <w:t xml:space="preserve">3. 5</w:t>
+        <w:t xml:space="preserve">3. 100</w:t>
       </w:r>
     </w:p>
     <w:p>
@@ -656,7 +591,7 @@
           <w:sz w:val="20"/>
           <w:szCs w:val="20"/>
         </w:rPr>
-        <w:t xml:space="preserve">1. n + 5</w:t>
+        <w:t xml:space="preserve">1. 16</w:t>
       </w:r>
     </w:p>
     <w:p>
@@ -668,7 +603,7 @@
           <w:sz w:val="20"/>
           <w:szCs w:val="20"/>
         </w:rPr>
-        <w:t xml:space="preserve">2. n − 3</w:t>
+        <w:t xml:space="preserve">2. 27</w:t>
       </w:r>
     </w:p>
     <w:p>
@@ -695,7 +630,7 @@
           <w:sz w:val="20"/>
           <w:szCs w:val="20"/>
         </w:rPr>
-        <w:t xml:space="preserve">1. n + 8</w:t>
+        <w:t xml:space="preserve">1. 8</w:t>
       </w:r>
     </w:p>
     <w:p>
@@ -707,7 +642,7 @@
           <w:sz w:val="20"/>
           <w:szCs w:val="20"/>
         </w:rPr>
-        <w:t xml:space="preserve">2. 12</w:t>
+        <w:t xml:space="preserve">2. 16</w:t>
       </w:r>
     </w:p>
     <w:sectPr>
